--- a/resumes/cv_for_2027.docx
+++ b/resumes/cv_for_2027.docx
@@ -1,6 +1,6 @@
 
 <file path=word/document.xml><?xml version="1.0" encoding="utf-8"?>
-<w:document xmlns:wpc="http://schemas.microsoft.com/office/word/2010/wordprocessingCanvas" xmlns:cx="http://schemas.microsoft.com/office/drawing/2014/chartex" xmlns:cx1="http://schemas.microsoft.com/office/drawing/2015/9/8/chartex" xmlns:cx2="http://schemas.microsoft.com/office/drawing/2015/10/21/chartex" xmlns:cx3="http://schemas.microsoft.com/office/drawing/2016/5/9/chartex" xmlns:cx4="http://schemas.microsoft.com/office/drawing/2016/5/10/chartex" xmlns:cx5="http://schemas.microsoft.com/office/drawing/2016/5/11/chartex" xmlns:cx6="http://schemas.microsoft.com/office/drawing/2016/5/12/chartex" xmlns:cx7="http://schemas.microsoft.com/office/drawing/2016/5/13/chartex" xmlns:cx8="http://schemas.microsoft.com/office/drawing/2016/5/14/chartex" xmlns:mc="http://schemas.openxmlformats.org/markup-compatibility/2006" xmlns:aink="http://schemas.microsoft.com/office/drawing/2016/ink" xmlns:am3d="http://schemas.microsoft.com/office/drawing/2017/model3d" xmlns:o="urn:schemas-microsoft-com:office:office" xmlns:oel="http://schemas.microsoft.com/office/2019/extlst" xmlns:r="http://schemas.openxmlformats.org/officeDocument/2006/relationships" xmlns:m="http://schemas.openxmlformats.org/officeDocument/2006/math" xmlns:v="urn:schemas-microsoft-com:vml" xmlns:wp14="http://schemas.microsoft.com/office/word/2010/wordprocessingDrawing" xmlns:wp="http://schemas.openxmlformats.org/drawingml/2006/wordprocessingDrawing" xmlns:w10="urn:schemas-microsoft-com:office:word" xmlns:w="http://schemas.openxmlformats.org/wordprocessingml/2006/main" xmlns:w14="http://schemas.microsoft.com/office/word/2010/wordml" xmlns:w15="http://schemas.microsoft.com/office/word/2012/wordml" xmlns:w16cex="http://schemas.microsoft.com/office/word/2018/wordml/cex" xmlns:w16cid="http://schemas.microsoft.com/office/word/2016/wordml/cid" xmlns:w16="http://schemas.microsoft.com/office/word/2018/wordml" xmlns:w16du="http://schemas.microsoft.com/office/word/2023/wordml/word16du" xmlns:w16sdtdh="http://schemas.microsoft.com/office/word/2020/wordml/sdtdatahash" xmlns:w16se="http://schemas.microsoft.com/office/word/2015/wordml/symex" xmlns:wpg="http://schemas.microsoft.com/office/word/2010/wordprocessingGroup" xmlns:wpi="http://schemas.microsoft.com/office/word/2010/wordprocessingInk" xmlns:wne="http://schemas.microsoft.com/office/word/2006/wordml" xmlns:wps="http://schemas.microsoft.com/office/word/2010/wordprocessingShape" mc:Ignorable="w14 w15 w16se w16cid w16 w16cex w16sdtdh w16du wp14">
+<w:document xmlns:wpc="http://schemas.microsoft.com/office/word/2010/wordprocessingCanvas" xmlns:cx="http://schemas.microsoft.com/office/drawing/2014/chartex" xmlns:cx1="http://schemas.microsoft.com/office/drawing/2015/9/8/chartex" xmlns:cx2="http://schemas.microsoft.com/office/drawing/2015/10/21/chartex" xmlns:cx3="http://schemas.microsoft.com/office/drawing/2016/5/9/chartex" xmlns:cx4="http://schemas.microsoft.com/office/drawing/2016/5/10/chartex" xmlns:cx5="http://schemas.microsoft.com/office/drawing/2016/5/11/chartex" xmlns:cx6="http://schemas.microsoft.com/office/drawing/2016/5/12/chartex" xmlns:cx7="http://schemas.microsoft.com/office/drawing/2016/5/13/chartex" xmlns:cx8="http://schemas.microsoft.com/office/drawing/2016/5/14/chartex" xmlns:mc="http://schemas.openxmlformats.org/markup-compatibility/2006" xmlns:m="http://schemas.openxmlformats.org/officeDocument/2006/math" xmlns:aink="http://schemas.microsoft.com/office/drawing/2016/ink" xmlns:am3d="http://schemas.microsoft.com/office/drawing/2017/model3d" xmlns:oel="http://schemas.microsoft.com/office/2019/extlst" xmlns:r="http://schemas.openxmlformats.org/officeDocument/2006/relationships" xmlns:wp14="http://schemas.microsoft.com/office/word/2010/wordprocessingDrawing" xmlns:wp="http://schemas.openxmlformats.org/drawingml/2006/wordprocessingDrawing" xmlns:wpg="http://schemas.microsoft.com/office/word/2010/wordprocessingGroup" xmlns:wpi="http://schemas.microsoft.com/office/word/2010/wordprocessingInk" xmlns:wps="http://schemas.microsoft.com/office/word/2010/wordprocessingShape" xmlns:o="urn:schemas-microsoft-com:office:office" xmlns:v="urn:schemas-microsoft-com:vml" xmlns:w10="urn:schemas-microsoft-com:office:word" xmlns:w="http://schemas.openxmlformats.org/wordprocessingml/2006/main" xmlns:w14="http://schemas.microsoft.com/office/word/2010/wordml" xmlns:w15="http://schemas.microsoft.com/office/word/2012/wordml" xmlns:w16cei="http://schemas.microsoft.com/office/word/2026/wordml/cei" xmlns:w16cex="http://schemas.microsoft.com/office/word/2018/wordml/cex" xmlns:w16cid="http://schemas.microsoft.com/office/word/2016/wordml/cid" xmlns:w16="http://schemas.microsoft.com/office/word/2018/wordml" xmlns:w16sdtdh="http://schemas.microsoft.com/office/word/2020/wordml/sdtdatahash" xmlns:w16sdtfl="http://schemas.microsoft.com/office/word/2024/wordml/sdtformatlock" xmlns:w16se="http://schemas.microsoft.com/office/word/2015/wordml/symex" xmlns:w16du="http://schemas.microsoft.com/office/word/2023/wordml/word16du" xmlns:wne="http://schemas.microsoft.com/office/word/2006/wordml" mc:Ignorable="w14 w15 w16se w16cid w16 w16cex w16sdtdh w16sdtfl w16du wp14">
   <w:body>
     <w:p>
       <w:pPr>
@@ -331,39 +331,7 @@
             <w:bCs/>
             <w:spacing w:val="-3"/>
           </w:rPr>
-          <w:t>crossancoop</w:t>
-        </w:r>
-        <w:r>
-          <w:rPr>
-            <w:rStyle w:val="Hyperlink"/>
-            <w:bCs/>
-            <w:spacing w:val="-3"/>
-          </w:rPr>
-          <w:t>e</w:t>
-        </w:r>
-        <w:r>
-          <w:rPr>
-            <w:rStyle w:val="Hyperlink"/>
-            <w:bCs/>
-            <w:spacing w:val="-3"/>
-          </w:rPr>
-          <w:t>r.g</w:t>
-        </w:r>
-        <w:r>
-          <w:rPr>
-            <w:rStyle w:val="Hyperlink"/>
-            <w:bCs/>
-            <w:spacing w:val="-3"/>
-          </w:rPr>
-          <w:t>i</w:t>
-        </w:r>
-        <w:r>
-          <w:rPr>
-            <w:rStyle w:val="Hyperlink"/>
-            <w:bCs/>
-            <w:spacing w:val="-3"/>
-          </w:rPr>
-          <w:t>thub.io</w:t>
+          <w:t>crossancooper.github.io</w:t>
         </w:r>
       </w:hyperlink>
     </w:p>
@@ -537,6 +505,24 @@
         </w:tabs>
         <w:jc w:val="both"/>
         <w:rPr>
+          <w:spacing w:val="-3"/>
+        </w:rPr>
+      </w:pPr>
+      <w:r>
+        <w:rPr>
+          <w:spacing w:val="-3"/>
+        </w:rPr>
+        <w:tab/>
+        <w:t>Economics of Education</w:t>
+      </w:r>
+    </w:p>
+    <w:p>
+      <w:pPr>
+        <w:tabs>
+          <w:tab w:val="left" w:pos="-720"/>
+        </w:tabs>
+        <w:jc w:val="both"/>
+        <w:rPr>
           <w:color w:val="FF0000"/>
           <w:spacing w:val="-3"/>
         </w:rPr>
@@ -718,6 +704,7 @@
         </w:tabs>
         <w:jc w:val="both"/>
         <w:rPr>
+          <w:b/>
           <w:i/>
           <w:iCs/>
           <w:spacing w:val="-3"/>
@@ -742,45 +729,37 @@
         <w:rPr>
           <w:i/>
           <w:iCs/>
-          <w:spacing w:val="-3"/>
-        </w:rPr>
-        <w:t xml:space="preserve">on Policy Design in Markets with </w:t>
+        </w:rPr>
+        <w:t xml:space="preserve">on </w:t>
       </w:r>
       <w:r>
         <w:rPr>
           <w:i/>
           <w:iCs/>
-          <w:spacing w:val="-3"/>
-        </w:rPr>
-        <w:t xml:space="preserve">Public and </w:t>
-      </w:r>
-      <w:r>
-        <w:rPr>
+        </w:rPr>
+        <w:t>Public Policy, Education Finance, and Human Capital</w:t>
+      </w:r>
+      <w:r>
+        <w:rPr>
+          <w:b/>
           <w:i/>
           <w:iCs/>
           <w:spacing w:val="-3"/>
         </w:rPr>
-        <w:t>Private Provision</w:t>
-      </w:r>
-    </w:p>
-    <w:p>
-      <w:pPr>
-        <w:tabs>
-          <w:tab w:val="left" w:pos="-720"/>
-        </w:tabs>
-        <w:jc w:val="both"/>
-        <w:rPr>
-          <w:b/>
-          <w:spacing w:val="-3"/>
-        </w:rPr>
-      </w:pPr>
-      <w:r>
-        <w:rPr>
-          <w:b/>
-          <w:spacing w:val="-3"/>
-        </w:rPr>
-        <w:tab/>
-      </w:r>
+        <w:tab/>
+      </w:r>
+    </w:p>
+    <w:p>
+      <w:pPr>
+        <w:tabs>
+          <w:tab w:val="left" w:pos="-720"/>
+        </w:tabs>
+        <w:jc w:val="both"/>
+        <w:rPr>
+          <w:b/>
+          <w:spacing w:val="-3"/>
+        </w:rPr>
+      </w:pPr>
     </w:p>
     <w:p>
       <w:pPr>
@@ -1297,6 +1276,7 @@
           <w:bCs/>
           <w:spacing w:val="-3"/>
         </w:rPr>
+        <w:lastRenderedPageBreak/>
         <w:tab/>
         <w:t>C Louise Nelson Scholar, Davidson College, 2020</w:t>
       </w:r>
@@ -1317,359 +1297,628 @@
           <w:bCs/>
           <w:spacing w:val="-3"/>
         </w:rPr>
+        <w:tab/>
+      </w:r>
+      <w:r>
+        <w:rPr>
+          <w:bCs/>
+          <w:spacing w:val="-3"/>
+        </w:rPr>
+        <w:t>AK Phifer Award for Excellence in Economics</w:t>
+      </w:r>
+      <w:r>
+        <w:rPr>
+          <w:bCs/>
+          <w:spacing w:val="-3"/>
+        </w:rPr>
+        <w:t xml:space="preserve">, Davidson College, </w:t>
+      </w:r>
+      <w:r>
+        <w:rPr>
+          <w:bCs/>
+          <w:spacing w:val="-3"/>
+        </w:rPr>
+        <w:t>2020</w:t>
+      </w:r>
+    </w:p>
+    <w:p>
+      <w:pPr>
+        <w:tabs>
+          <w:tab w:val="left" w:pos="-720"/>
+        </w:tabs>
+        <w:jc w:val="both"/>
+        <w:rPr>
+          <w:bCs/>
+          <w:spacing w:val="-3"/>
+        </w:rPr>
+      </w:pPr>
+      <w:r>
+        <w:rPr>
+          <w:bCs/>
+          <w:spacing w:val="-3"/>
+        </w:rPr>
+        <w:tab/>
+      </w:r>
+      <w:r>
+        <w:rPr>
+          <w:bCs/>
+          <w:spacing w:val="-3"/>
+        </w:rPr>
+        <w:t>William G McGavock Award for Excellence in Mathematics</w:t>
+      </w:r>
+      <w:r>
+        <w:rPr>
+          <w:bCs/>
+          <w:spacing w:val="-3"/>
+        </w:rPr>
+        <w:t>, Davidson College,</w:t>
+      </w:r>
+      <w:r>
+        <w:rPr>
+          <w:bCs/>
+          <w:spacing w:val="-3"/>
+        </w:rPr>
+        <w:t xml:space="preserve"> 2020</w:t>
+      </w:r>
+    </w:p>
+    <w:p>
+      <w:pPr>
+        <w:tabs>
+          <w:tab w:val="left" w:pos="-720"/>
+        </w:tabs>
+        <w:jc w:val="both"/>
+        <w:rPr>
+          <w:bCs/>
+          <w:spacing w:val="-3"/>
+        </w:rPr>
+      </w:pPr>
+      <w:r>
+        <w:rPr>
+          <w:bCs/>
+          <w:spacing w:val="-3"/>
+        </w:rPr>
+        <w:tab/>
+        <w:t>Duncan Scholar, Davidson College, 2016-2020</w:t>
+      </w:r>
+    </w:p>
+    <w:p>
+      <w:pPr>
+        <w:tabs>
+          <w:tab w:val="left" w:pos="-720"/>
+        </w:tabs>
+        <w:jc w:val="both"/>
+        <w:rPr>
+          <w:bCs/>
+          <w:spacing w:val="-3"/>
+        </w:rPr>
+      </w:pPr>
+      <w:r>
+        <w:rPr>
+          <w:bCs/>
+          <w:spacing w:val="-3"/>
+        </w:rPr>
+        <w:tab/>
+      </w:r>
+    </w:p>
+    <w:p>
+      <w:pPr>
+        <w:tabs>
+          <w:tab w:val="left" w:pos="-720"/>
+        </w:tabs>
+        <w:jc w:val="both"/>
+        <w:rPr>
+          <w:bCs/>
+          <w:spacing w:val="-3"/>
+        </w:rPr>
+      </w:pPr>
+      <w:r>
+        <w:rPr>
+          <w:b/>
+          <w:spacing w:val="-3"/>
+        </w:rPr>
+        <w:t>Teaching Experience:</w:t>
+      </w:r>
+      <w:r>
+        <w:rPr>
+          <w:bCs/>
+          <w:spacing w:val="-3"/>
+        </w:rPr>
+        <w:t xml:space="preserve"> </w:t>
+      </w:r>
+    </w:p>
+    <w:p>
+      <w:pPr>
+        <w:tabs>
+          <w:tab w:val="left" w:pos="-720"/>
+        </w:tabs>
+        <w:jc w:val="both"/>
+        <w:rPr>
+          <w:b/>
+          <w:spacing w:val="-3"/>
+        </w:rPr>
+      </w:pPr>
+    </w:p>
+    <w:p>
+      <w:pPr>
+        <w:tabs>
+          <w:tab w:val="left" w:pos="-720"/>
+        </w:tabs>
+        <w:jc w:val="both"/>
+        <w:rPr>
+          <w:bCs/>
+          <w:spacing w:val="-3"/>
+        </w:rPr>
+      </w:pPr>
+      <w:r>
+        <w:rPr>
+          <w:b/>
+          <w:spacing w:val="-3"/>
+        </w:rPr>
+        <w:tab/>
+      </w:r>
+      <w:r>
+        <w:rPr>
+          <w:bCs/>
+          <w:spacing w:val="-3"/>
+        </w:rPr>
+        <w:t>Fall 2022</w:t>
+      </w:r>
+      <w:r>
+        <w:rPr>
+          <w:bCs/>
+          <w:spacing w:val="-3"/>
+        </w:rPr>
+        <w:t xml:space="preserve">, </w:t>
+      </w:r>
+      <w:r>
+        <w:rPr>
+          <w:bCs/>
+          <w:spacing w:val="-3"/>
+        </w:rPr>
+        <w:t>Fall 2024</w:t>
+      </w:r>
+      <w:r>
+        <w:rPr>
+          <w:bCs/>
+          <w:spacing w:val="-3"/>
+        </w:rPr>
+        <w:t xml:space="preserve">, </w:t>
+      </w:r>
+      <w:r>
+        <w:rPr>
+          <w:bCs/>
+          <w:spacing w:val="-3"/>
+        </w:rPr>
+        <w:t xml:space="preserve">and Fall 2026, </w:t>
+      </w:r>
+      <w:r>
+        <w:rPr>
+          <w:bCs/>
+          <w:spacing w:val="-3"/>
+        </w:rPr>
+        <w:t xml:space="preserve">Teaching Assistant to Prof. Cormac O’Dea, </w:t>
+      </w:r>
+      <w:r>
+        <w:rPr>
+          <w:bCs/>
+          <w:spacing w:val="-3"/>
+        </w:rPr>
+        <w:t>Introductory Microeconomics, Yale College</w:t>
+      </w:r>
+    </w:p>
+    <w:p>
+      <w:pPr>
+        <w:tabs>
+          <w:tab w:val="left" w:pos="-720"/>
+        </w:tabs>
+        <w:jc w:val="both"/>
+        <w:rPr>
+          <w:bCs/>
+          <w:spacing w:val="-3"/>
+        </w:rPr>
+      </w:pPr>
+      <w:r>
+        <w:rPr>
+          <w:bCs/>
+          <w:spacing w:val="-3"/>
+        </w:rPr>
+        <w:tab/>
+        <w:t>Fall 2023, Teaching Assistant to Prof. Steven Berry, Introductory Microeconomics, Yale College</w:t>
+      </w:r>
+    </w:p>
+    <w:p>
+      <w:pPr>
+        <w:tabs>
+          <w:tab w:val="left" w:pos="-720"/>
+        </w:tabs>
+        <w:jc w:val="both"/>
+        <w:rPr>
+          <w:spacing w:val="-3"/>
+        </w:rPr>
+      </w:pPr>
+      <w:r>
+        <w:rPr>
+          <w:spacing w:val="-3"/>
+        </w:rPr>
+        <w:tab/>
+      </w:r>
+      <w:r>
+        <w:rPr>
+          <w:spacing w:val="-3"/>
+        </w:rPr>
+        <w:t xml:space="preserve">Spring 2023, </w:t>
+      </w:r>
+      <w:r>
+        <w:rPr>
+          <w:iCs/>
+          <w:spacing w:val="-3"/>
+        </w:rPr>
+        <w:t xml:space="preserve">Teaching Assistant to Prof. Joseph Altonji, </w:t>
+      </w:r>
+      <w:r>
+        <w:rPr>
+          <w:spacing w:val="-3"/>
+        </w:rPr>
+        <w:t>Introduction to Data Analysis and Econometrics, Yale College</w:t>
+      </w:r>
+    </w:p>
+    <w:p>
+      <w:pPr>
+        <w:tabs>
+          <w:tab w:val="left" w:pos="-720"/>
+        </w:tabs>
+        <w:jc w:val="both"/>
+        <w:rPr>
+          <w:spacing w:val="-3"/>
+        </w:rPr>
+      </w:pPr>
+      <w:r>
+        <w:rPr>
+          <w:spacing w:val="-3"/>
+        </w:rPr>
+        <w:tab/>
+      </w:r>
+      <w:r>
+        <w:rPr>
+          <w:spacing w:val="-3"/>
+        </w:rPr>
+        <w:t xml:space="preserve">Spring 2024, Teaching Assistant to Prof. Gerald Jaynes, </w:t>
+      </w:r>
+      <w:r>
+        <w:rPr>
+          <w:spacing w:val="-3"/>
+        </w:rPr>
+        <w:t>Urban Inequalities and Educational Inequality</w:t>
+      </w:r>
+      <w:r>
+        <w:rPr>
+          <w:spacing w:val="-3"/>
+        </w:rPr>
+        <w:t>, Yale College</w:t>
+      </w:r>
+    </w:p>
+    <w:p>
+      <w:pPr>
+        <w:tabs>
+          <w:tab w:val="left" w:pos="-720"/>
+        </w:tabs>
+        <w:jc w:val="both"/>
+        <w:rPr>
+          <w:spacing w:val="-3"/>
+        </w:rPr>
+      </w:pPr>
+      <w:r>
+        <w:rPr>
+          <w:spacing w:val="-3"/>
+        </w:rPr>
+        <w:tab/>
+        <w:t>Spring 2026, Teaching Assistant to Prof. John Eric Humphries, Introduction to Data Analysis and Econometrics, Yale College</w:t>
+      </w:r>
+    </w:p>
+    <w:p>
+      <w:pPr>
+        <w:tabs>
+          <w:tab w:val="left" w:pos="-720"/>
+        </w:tabs>
+        <w:jc w:val="both"/>
+        <w:rPr>
+          <w:spacing w:val="-3"/>
+        </w:rPr>
+      </w:pPr>
+    </w:p>
+    <w:p>
+      <w:pPr>
+        <w:tabs>
+          <w:tab w:val="left" w:pos="-720"/>
+        </w:tabs>
+        <w:jc w:val="both"/>
+        <w:rPr>
+          <w:b/>
+          <w:bCs/>
+          <w:spacing w:val="-3"/>
+        </w:rPr>
+      </w:pPr>
+      <w:r>
+        <w:rPr>
+          <w:b/>
+          <w:bCs/>
+          <w:spacing w:val="-3"/>
+        </w:rPr>
+        <w:t>Working Papers:</w:t>
+      </w:r>
+    </w:p>
+    <w:p>
+      <w:pPr>
+        <w:tabs>
+          <w:tab w:val="left" w:pos="-720"/>
+        </w:tabs>
+        <w:jc w:val="both"/>
+        <w:rPr>
+          <w:b/>
+          <w:bCs/>
+          <w:spacing w:val="-3"/>
+        </w:rPr>
+      </w:pPr>
+    </w:p>
+    <w:p>
+      <w:pPr>
+        <w:tabs>
+          <w:tab w:val="left" w:pos="-720"/>
+        </w:tabs>
+        <w:ind w:left="720"/>
+        <w:jc w:val="both"/>
+        <w:rPr>
+          <w:spacing w:val="-3"/>
+        </w:rPr>
+      </w:pPr>
+      <w:r>
+        <w:rPr>
+          <w:spacing w:val="-3"/>
+        </w:rPr>
+        <w:t>“Housing Assistance and Human Capital” (</w:t>
+      </w:r>
+      <w:r>
+        <w:rPr>
+          <w:b/>
+          <w:bCs/>
+          <w:spacing w:val="-3"/>
+        </w:rPr>
+        <w:t>Job Market Paper</w:t>
+      </w:r>
+      <w:r>
+        <w:rPr>
+          <w:spacing w:val="-3"/>
+        </w:rPr>
+        <w:t>)</w:t>
+      </w:r>
+    </w:p>
+    <w:p>
+      <w:pPr>
+        <w:tabs>
+          <w:tab w:val="left" w:pos="-720"/>
+        </w:tabs>
+        <w:jc w:val="both"/>
+        <w:rPr>
+          <w:b/>
+          <w:bCs/>
+          <w:spacing w:val="-3"/>
+        </w:rPr>
+      </w:pPr>
+    </w:p>
+    <w:p>
+      <w:pPr>
+        <w:tabs>
+          <w:tab w:val="left" w:pos="-720"/>
+        </w:tabs>
+        <w:jc w:val="both"/>
+        <w:rPr>
+          <w:spacing w:val="-3"/>
+        </w:rPr>
+      </w:pPr>
+      <w:r>
+        <w:rPr>
+          <w:spacing w:val="-3"/>
+        </w:rPr>
+        <w:t xml:space="preserve"> </w:t>
+      </w:r>
+      <w:r>
+        <w:rPr>
+          <w:spacing w:val="-3"/>
+        </w:rPr>
+        <w:tab/>
+      </w:r>
+      <w:r>
+        <w:rPr>
+          <w:spacing w:val="-3"/>
+        </w:rPr>
+        <w:t xml:space="preserve">“Where Does the Tide Roll? The Causes and Consequences of Out-of-State Enrollment at </w:t>
+      </w:r>
+    </w:p>
+    <w:p>
+      <w:pPr>
+        <w:tabs>
+          <w:tab w:val="left" w:pos="-720"/>
+        </w:tabs>
+        <w:jc w:val="both"/>
+        <w:rPr>
+          <w:spacing w:val="-3"/>
+        </w:rPr>
+      </w:pPr>
+      <w:r>
+        <w:rPr>
+          <w:spacing w:val="-3"/>
+        </w:rPr>
+        <w:tab/>
+      </w:r>
+      <w:r>
+        <w:rPr>
+          <w:spacing w:val="-3"/>
+        </w:rPr>
+        <w:t>Public Flagships</w:t>
+      </w:r>
+      <w:r>
+        <w:rPr>
+          <w:spacing w:val="-3"/>
+        </w:rPr>
+        <w:t>,</w:t>
+      </w:r>
+      <w:r>
+        <w:rPr>
+          <w:spacing w:val="-3"/>
+        </w:rPr>
+        <w:t>” with Ryan Haygood</w:t>
+      </w:r>
+    </w:p>
+    <w:p>
+      <w:pPr>
+        <w:tabs>
+          <w:tab w:val="left" w:pos="-720"/>
+        </w:tabs>
+        <w:jc w:val="both"/>
+        <w:rPr>
+          <w:spacing w:val="-3"/>
+        </w:rPr>
+      </w:pPr>
+    </w:p>
+    <w:p>
+      <w:pPr>
+        <w:tabs>
+          <w:tab w:val="left" w:pos="-720"/>
+        </w:tabs>
+        <w:ind w:left="720"/>
+        <w:jc w:val="both"/>
+        <w:rPr>
+          <w:color w:val="000000" w:themeColor="text1"/>
+          <w:spacing w:val="-3"/>
+        </w:rPr>
+      </w:pPr>
+      <w:r>
+        <w:rPr>
+          <w:color w:val="000000" w:themeColor="text1"/>
+          <w:spacing w:val="-3"/>
+        </w:rPr>
+        <w:t>Abstract: Public flagship universities increasingly use nonresident tuition revenues to offset declining state funding. Nationally, we find that public flagships facing lower state support enroll relatively more high-income nonresidents. To understand how universities pursue this revenue margin and its downstream effects on graduates and state budgets, we link two decades of University of Alabama (UA) commencement records to admissions office recruiting visits and individual employment histories. We show UA boosts high-income out-of-state demand through targeted recruitment visits: two-way fixed-effects models show new visits generate 8–10% more future UA graduates. We then trace how nonresident enrollment redirects graduates across state labor markets. Exploiting variation in the state-of-origin composition of UA cohorts and a shift-share instrument, we estimate that every 100 out-of-state students cause 9–15 additional in-state students to leave the state after college. The resulting fiscal losses to Alabama are outweighed by tax revenues from out-of-state stayers and non-resident tuition margins: altogether, the median out-of-state student generates more than $40,000 in lifetime state budget surplus. Finally, the out-of-state expansion appears to support in-state degree production. A budget accounting exercise shows that UA’s out-of-state enrollment margins are sufficient to cross-subsidize more than half of the in-state cohort.</w:t>
+      </w:r>
+    </w:p>
+    <w:p>
+      <w:pPr>
+        <w:tabs>
+          <w:tab w:val="left" w:pos="-720"/>
+        </w:tabs>
+        <w:jc w:val="both"/>
+      </w:pPr>
+    </w:p>
+    <w:p>
+      <w:pPr>
+        <w:tabs>
+          <w:tab w:val="left" w:pos="-720"/>
+          <w:tab w:val="right" w:pos="9360"/>
+        </w:tabs>
+        <w:jc w:val="both"/>
+        <w:rPr>
+          <w:b/>
+          <w:spacing w:val="-3"/>
+        </w:rPr>
+      </w:pPr>
+      <w:r>
+        <w:rPr>
+          <w:b/>
+          <w:spacing w:val="-3"/>
+        </w:rPr>
+        <w:t>Work</w:t>
+      </w:r>
+      <w:r>
+        <w:rPr>
+          <w:b/>
+          <w:spacing w:val="-3"/>
+        </w:rPr>
+        <w:t xml:space="preserve"> In Progress: </w:t>
+      </w:r>
+    </w:p>
+    <w:p>
+      <w:pPr>
+        <w:tabs>
+          <w:tab w:val="left" w:pos="-720"/>
+        </w:tabs>
+        <w:jc w:val="both"/>
+        <w:rPr>
+          <w:i/>
+          <w:spacing w:val="-3"/>
+        </w:rPr>
+      </w:pPr>
+      <w:r>
+        <w:rPr>
+          <w:i/>
+          <w:spacing w:val="-3"/>
+        </w:rPr>
+        <w:tab/>
+      </w:r>
+    </w:p>
+    <w:p>
+      <w:pPr>
+        <w:tabs>
+          <w:tab w:val="left" w:pos="-720"/>
+        </w:tabs>
+        <w:jc w:val="both"/>
+        <w:rPr>
+          <w:spacing w:val="-3"/>
+        </w:rPr>
+      </w:pPr>
+      <w:r>
+        <w:rPr>
+          <w:spacing w:val="-3"/>
+        </w:rPr>
+        <w:tab/>
+        <w:t>“The Demand for Income Share Agreements,” with Constantine Yannelis</w:t>
+      </w:r>
+    </w:p>
+    <w:p>
+      <w:pPr>
+        <w:tabs>
+          <w:tab w:val="left" w:pos="-720"/>
+        </w:tabs>
+        <w:jc w:val="both"/>
+        <w:rPr>
+          <w:spacing w:val="-3"/>
+        </w:rPr>
+      </w:pPr>
+    </w:p>
+    <w:p>
+      <w:pPr>
+        <w:tabs>
+          <w:tab w:val="left" w:pos="-720"/>
+        </w:tabs>
+        <w:ind w:left="720"/>
+        <w:jc w:val="both"/>
+        <w:rPr>
+          <w:spacing w:val="-3"/>
+        </w:rPr>
+      </w:pPr>
+      <w:r>
+        <w:rPr>
+          <w:spacing w:val="-3"/>
+        </w:rPr>
         <w:lastRenderedPageBreak/>
-        <w:tab/>
-      </w:r>
-      <w:r>
-        <w:rPr>
-          <w:bCs/>
-          <w:spacing w:val="-3"/>
-        </w:rPr>
-        <w:t>AK Phifer Award for Excellence in Economics</w:t>
-      </w:r>
-      <w:r>
-        <w:rPr>
-          <w:bCs/>
-          <w:spacing w:val="-3"/>
-        </w:rPr>
-        <w:t xml:space="preserve">, Davidson College, </w:t>
-      </w:r>
-      <w:r>
-        <w:rPr>
-          <w:bCs/>
-          <w:spacing w:val="-3"/>
-        </w:rPr>
-        <w:t>2020</w:t>
-      </w:r>
-    </w:p>
-    <w:p>
-      <w:pPr>
-        <w:tabs>
-          <w:tab w:val="left" w:pos="-720"/>
-        </w:tabs>
-        <w:jc w:val="both"/>
-        <w:rPr>
-          <w:bCs/>
-          <w:spacing w:val="-3"/>
-        </w:rPr>
-      </w:pPr>
-      <w:r>
-        <w:rPr>
-          <w:bCs/>
-          <w:spacing w:val="-3"/>
-        </w:rPr>
-        <w:tab/>
-      </w:r>
-      <w:r>
-        <w:rPr>
-          <w:bCs/>
-          <w:spacing w:val="-3"/>
-        </w:rPr>
-        <w:t>William G McGavock Award for Excellence in Mathematics</w:t>
-      </w:r>
-      <w:r>
-        <w:rPr>
-          <w:bCs/>
-          <w:spacing w:val="-3"/>
-        </w:rPr>
-        <w:t>, Davidson College,</w:t>
-      </w:r>
-      <w:r>
-        <w:rPr>
-          <w:bCs/>
-          <w:spacing w:val="-3"/>
-        </w:rPr>
-        <w:t xml:space="preserve"> 2020</w:t>
-      </w:r>
-    </w:p>
-    <w:p>
-      <w:pPr>
-        <w:tabs>
-          <w:tab w:val="left" w:pos="-720"/>
-        </w:tabs>
-        <w:jc w:val="both"/>
-        <w:rPr>
-          <w:bCs/>
-          <w:spacing w:val="-3"/>
-        </w:rPr>
-      </w:pPr>
-      <w:r>
-        <w:rPr>
-          <w:bCs/>
-          <w:spacing w:val="-3"/>
-        </w:rPr>
-        <w:tab/>
-        <w:t>Duncan Scholar, Davidson College, 2016-2020</w:t>
-      </w:r>
-    </w:p>
-    <w:p>
-      <w:pPr>
-        <w:tabs>
-          <w:tab w:val="left" w:pos="-720"/>
-        </w:tabs>
-        <w:jc w:val="both"/>
-        <w:rPr>
-          <w:bCs/>
-          <w:spacing w:val="-3"/>
-        </w:rPr>
-      </w:pPr>
-      <w:r>
-        <w:rPr>
-          <w:bCs/>
-          <w:spacing w:val="-3"/>
-        </w:rPr>
-        <w:tab/>
-      </w:r>
-    </w:p>
-    <w:p>
-      <w:pPr>
-        <w:tabs>
-          <w:tab w:val="left" w:pos="-720"/>
-        </w:tabs>
-        <w:jc w:val="both"/>
-        <w:rPr>
-          <w:bCs/>
-          <w:spacing w:val="-3"/>
-        </w:rPr>
-      </w:pPr>
-      <w:r>
-        <w:rPr>
-          <w:b/>
-          <w:spacing w:val="-3"/>
-        </w:rPr>
-        <w:t>Teaching Experience:</w:t>
-      </w:r>
-      <w:r>
-        <w:rPr>
-          <w:bCs/>
+        <w:t>“</w:t>
+      </w:r>
+      <w:r>
+        <w:rPr>
+          <w:spacing w:val="-3"/>
+        </w:rPr>
+        <w:t>Do SNAP Restrictions on Soda, Candy, and Energy</w:t>
+      </w:r>
+      <w:r>
+        <w:rPr>
           <w:spacing w:val="-3"/>
         </w:rPr>
         <w:t xml:space="preserve"> </w:t>
       </w:r>
-    </w:p>
-    <w:p>
-      <w:pPr>
-        <w:tabs>
-          <w:tab w:val="left" w:pos="-720"/>
-        </w:tabs>
-        <w:jc w:val="both"/>
-        <w:rPr>
-          <w:b/>
-          <w:spacing w:val="-3"/>
-        </w:rPr>
-      </w:pPr>
-    </w:p>
-    <w:p>
-      <w:pPr>
-        <w:tabs>
-          <w:tab w:val="left" w:pos="-720"/>
-        </w:tabs>
-        <w:jc w:val="both"/>
-        <w:rPr>
-          <w:bCs/>
-          <w:spacing w:val="-3"/>
-        </w:rPr>
-      </w:pPr>
-      <w:r>
-        <w:rPr>
-          <w:b/>
-          <w:spacing w:val="-3"/>
-        </w:rPr>
-        <w:tab/>
-      </w:r>
-      <w:r>
-        <w:rPr>
-          <w:bCs/>
-          <w:spacing w:val="-3"/>
-        </w:rPr>
-        <w:t>Fall 2022</w:t>
-      </w:r>
-      <w:r>
-        <w:rPr>
-          <w:bCs/>
-          <w:spacing w:val="-3"/>
-        </w:rPr>
-        <w:t xml:space="preserve"> and Fall 2024</w:t>
-      </w:r>
-      <w:r>
-        <w:rPr>
-          <w:bCs/>
-          <w:spacing w:val="-3"/>
-        </w:rPr>
-        <w:t xml:space="preserve">, Teaching Assistant to Prof. Cormac O’Dea, </w:t>
-      </w:r>
-      <w:r>
-        <w:rPr>
-          <w:bCs/>
-          <w:spacing w:val="-3"/>
-        </w:rPr>
-        <w:t>Introductory Microeconomics, Yale College</w:t>
-      </w:r>
-    </w:p>
-    <w:p>
-      <w:pPr>
-        <w:tabs>
-          <w:tab w:val="left" w:pos="-720"/>
-        </w:tabs>
-        <w:jc w:val="both"/>
-        <w:rPr>
-          <w:bCs/>
-          <w:spacing w:val="-3"/>
-        </w:rPr>
-      </w:pPr>
-      <w:r>
-        <w:rPr>
-          <w:bCs/>
-          <w:spacing w:val="-3"/>
-        </w:rPr>
-        <w:tab/>
-        <w:t>Fall 2023, Teaching Assistant to Prof. Steven Berry, Introductory Microeconomics, Yale College</w:t>
-      </w:r>
-    </w:p>
-    <w:p>
-      <w:pPr>
-        <w:tabs>
-          <w:tab w:val="left" w:pos="-720"/>
-        </w:tabs>
-        <w:jc w:val="both"/>
-        <w:rPr>
-          <w:spacing w:val="-3"/>
-        </w:rPr>
-      </w:pPr>
-      <w:r>
-        <w:rPr>
-          <w:spacing w:val="-3"/>
-        </w:rPr>
-        <w:tab/>
-      </w:r>
-      <w:r>
-        <w:rPr>
-          <w:spacing w:val="-3"/>
-        </w:rPr>
-        <w:t xml:space="preserve">Spring 2023, </w:t>
-      </w:r>
-      <w:r>
-        <w:rPr>
-          <w:iCs/>
-          <w:spacing w:val="-3"/>
-        </w:rPr>
-        <w:t xml:space="preserve">Teaching Assistant to Prof. Joseph Altonji, </w:t>
-      </w:r>
-      <w:r>
-        <w:rPr>
-          <w:spacing w:val="-3"/>
-        </w:rPr>
-        <w:t>Introduction to Data Analysis and Econometrics, Yale College</w:t>
-      </w:r>
-    </w:p>
-    <w:p>
-      <w:pPr>
-        <w:tabs>
-          <w:tab w:val="left" w:pos="-720"/>
-        </w:tabs>
-        <w:jc w:val="both"/>
-        <w:rPr>
-          <w:spacing w:val="-3"/>
-        </w:rPr>
-      </w:pPr>
-      <w:r>
-        <w:rPr>
-          <w:spacing w:val="-3"/>
-        </w:rPr>
-        <w:tab/>
-      </w:r>
-      <w:r>
-        <w:rPr>
-          <w:spacing w:val="-3"/>
-        </w:rPr>
-        <w:t xml:space="preserve">Spring 2024, Teaching Assistant to Prof. Gerald Jaynes, </w:t>
-      </w:r>
-      <w:r>
-        <w:rPr>
-          <w:spacing w:val="-3"/>
-        </w:rPr>
-        <w:t>Urban Inequalities and Educational Inequality</w:t>
-      </w:r>
-      <w:r>
-        <w:rPr>
-          <w:spacing w:val="-3"/>
-        </w:rPr>
-        <w:t>, Yale College</w:t>
-      </w:r>
-    </w:p>
-    <w:p>
-      <w:pPr>
-        <w:tabs>
-          <w:tab w:val="left" w:pos="-720"/>
-        </w:tabs>
-        <w:jc w:val="both"/>
-        <w:rPr>
-          <w:spacing w:val="-3"/>
-        </w:rPr>
-      </w:pPr>
-      <w:r>
-        <w:rPr>
-          <w:spacing w:val="-3"/>
-        </w:rPr>
-        <w:tab/>
-        <w:t>Spring 2026, Teaching Assistant to Prof. John Eric Humphries, Introduction to Data Analysis and Econometrics, Yale College</w:t>
-      </w:r>
-    </w:p>
-    <w:p>
-      <w:pPr>
-        <w:tabs>
-          <w:tab w:val="left" w:pos="-720"/>
-        </w:tabs>
-        <w:jc w:val="both"/>
-        <w:rPr>
-          <w:spacing w:val="-3"/>
-        </w:rPr>
-      </w:pPr>
-    </w:p>
-    <w:p>
-      <w:pPr>
-        <w:tabs>
-          <w:tab w:val="left" w:pos="-720"/>
-        </w:tabs>
-        <w:jc w:val="both"/>
-        <w:rPr>
-          <w:b/>
-          <w:bCs/>
-          <w:spacing w:val="-3"/>
-        </w:rPr>
-      </w:pPr>
-      <w:r>
-        <w:rPr>
-          <w:b/>
-          <w:bCs/>
-          <w:spacing w:val="-3"/>
-        </w:rPr>
-        <w:t>Working Papers:</w:t>
-      </w:r>
-    </w:p>
-    <w:p>
-      <w:pPr>
-        <w:tabs>
-          <w:tab w:val="left" w:pos="-720"/>
-        </w:tabs>
-        <w:jc w:val="both"/>
-        <w:rPr>
-          <w:b/>
-          <w:bCs/>
-          <w:spacing w:val="-3"/>
-        </w:rPr>
-      </w:pPr>
-    </w:p>
-    <w:p>
-      <w:pPr>
-        <w:tabs>
-          <w:tab w:val="left" w:pos="-720"/>
-        </w:tabs>
-        <w:jc w:val="both"/>
-        <w:rPr>
-          <w:spacing w:val="-3"/>
-        </w:rPr>
-      </w:pPr>
+      <w:r>
+        <w:rPr>
+          <w:spacing w:val="-3"/>
+        </w:rPr>
+        <w:t>Drinks</w:t>
+      </w:r>
       <w:r>
         <w:rPr>
           <w:spacing w:val="-3"/>
@@ -1680,185 +1929,48 @@
         <w:rPr>
           <w:spacing w:val="-3"/>
         </w:rPr>
-        <w:tab/>
-      </w:r>
-      <w:r>
-        <w:rPr>
-          <w:spacing w:val="-3"/>
-        </w:rPr>
-        <w:t xml:space="preserve">“Where Does the Tide Roll? The Causes and Consequences of Out-of-State Enrollment at </w:t>
-      </w:r>
-    </w:p>
-    <w:p>
-      <w:pPr>
-        <w:tabs>
-          <w:tab w:val="left" w:pos="-720"/>
-        </w:tabs>
-        <w:jc w:val="both"/>
-        <w:rPr>
-          <w:spacing w:val="-3"/>
-        </w:rPr>
-      </w:pPr>
-      <w:r>
-        <w:rPr>
-          <w:spacing w:val="-3"/>
-        </w:rPr>
-        <w:tab/>
-      </w:r>
-      <w:r>
-        <w:rPr>
-          <w:spacing w:val="-3"/>
-        </w:rPr>
-        <w:t>Public Flagships</w:t>
-      </w:r>
-      <w:r>
-        <w:rPr>
-          <w:spacing w:val="-3"/>
-        </w:rPr>
-        <w:t>,</w:t>
-      </w:r>
-      <w:r>
-        <w:rPr>
-          <w:spacing w:val="-3"/>
-        </w:rPr>
-        <w:t>” with Ryan Haygood</w:t>
-      </w:r>
-    </w:p>
-    <w:p>
-      <w:pPr>
-        <w:tabs>
-          <w:tab w:val="left" w:pos="-720"/>
-        </w:tabs>
-        <w:jc w:val="both"/>
-        <w:rPr>
-          <w:spacing w:val="-3"/>
-        </w:rPr>
-      </w:pPr>
-    </w:p>
-    <w:p>
-      <w:pPr>
-        <w:tabs>
-          <w:tab w:val="left" w:pos="-720"/>
-        </w:tabs>
-        <w:ind w:left="720"/>
-        <w:jc w:val="both"/>
-        <w:rPr>
-          <w:spacing w:val="-3"/>
-        </w:rPr>
-      </w:pPr>
-      <w:r>
-        <w:rPr>
-          <w:spacing w:val="-3"/>
-        </w:rPr>
-        <w:t>Abstract: B</w:t>
-      </w:r>
-      <w:r>
-        <w:rPr>
-          <w:spacing w:val="-3"/>
-        </w:rPr>
-        <w:t>etween 2002 and 2022, the average share of out-of-state enrollment among first-year students at US public flagship universities rose by 50%. Using a combination of novel data sources at institution, municipality, and individual levels, we present evidence that this rise in non-resident enrollment is driven by university recruitment efforts and concentrated among out-of-state students from households in high-income locations. After linking twenty years of commencement records from a large public flagship to graduate work histories, we exploit plausibly exogenous across-cohort variation in state-level enrollment shares to show that each 1 percentage point increase in out-of-state enrollment increases in-state students’ out-migration rate by 0.33 percentage points. Despite this spillover effect on student migration, we find that out-of-state students more than pay for themselves through tuition and future income tax revenues paid to the college-going state: enrolling an additional out-of-state student delivers a lifetime state budget surplus of more than $36k.</w:t>
-      </w:r>
-    </w:p>
-    <w:p>
-      <w:pPr>
-        <w:tabs>
-          <w:tab w:val="left" w:pos="-720"/>
-        </w:tabs>
-        <w:jc w:val="both"/>
-      </w:pPr>
-    </w:p>
-    <w:p>
-      <w:pPr>
-        <w:tabs>
-          <w:tab w:val="left" w:pos="-720"/>
-          <w:tab w:val="right" w:pos="9360"/>
-        </w:tabs>
-        <w:jc w:val="both"/>
-        <w:rPr>
-          <w:b/>
-          <w:spacing w:val="-3"/>
-        </w:rPr>
-      </w:pPr>
-      <w:r>
-        <w:rPr>
-          <w:b/>
-          <w:spacing w:val="-3"/>
-        </w:rPr>
-        <w:t>Work</w:t>
-      </w:r>
-      <w:r>
-        <w:rPr>
-          <w:b/>
-          <w:spacing w:val="-3"/>
-        </w:rPr>
-        <w:t xml:space="preserve"> In Progress: </w:t>
-      </w:r>
-    </w:p>
-    <w:p>
-      <w:pPr>
-        <w:tabs>
-          <w:tab w:val="left" w:pos="-720"/>
-        </w:tabs>
-        <w:jc w:val="both"/>
-        <w:rPr>
-          <w:i/>
-          <w:spacing w:val="-3"/>
-        </w:rPr>
-      </w:pPr>
-      <w:r>
-        <w:rPr>
-          <w:i/>
-          <w:spacing w:val="-3"/>
-        </w:rPr>
-        <w:tab/>
-      </w:r>
-    </w:p>
-    <w:p>
-      <w:pPr>
-        <w:tabs>
-          <w:tab w:val="left" w:pos="-720"/>
-        </w:tabs>
-        <w:jc w:val="both"/>
-        <w:rPr>
-          <w:spacing w:val="-3"/>
-        </w:rPr>
-      </w:pPr>
-      <w:r>
-        <w:rPr>
-          <w:spacing w:val="-3"/>
-        </w:rPr>
-        <w:tab/>
-        <w:t>“The Demand for Income Share Agreements,” with Constantine Yannelis</w:t>
-      </w:r>
-    </w:p>
-    <w:p>
-      <w:pPr>
-        <w:tabs>
-          <w:tab w:val="left" w:pos="-720"/>
-        </w:tabs>
-        <w:jc w:val="both"/>
-        <w:rPr>
-          <w:spacing w:val="-3"/>
-        </w:rPr>
-      </w:pPr>
-    </w:p>
-    <w:p>
-      <w:pPr>
-        <w:tabs>
-          <w:tab w:val="left" w:pos="-720"/>
-        </w:tabs>
-        <w:jc w:val="both"/>
-        <w:rPr>
-          <w:spacing w:val="-3"/>
-        </w:rPr>
-      </w:pPr>
-      <w:r>
-        <w:rPr>
-          <w:spacing w:val="-3"/>
-        </w:rPr>
-        <w:tab/>
-        <w:t>“Housing Assistance and Human Capital”</w:t>
-      </w:r>
+        <w:t>Reduce Consumption?</w:t>
+      </w:r>
+      <w:r>
+        <w:rPr>
+          <w:spacing w:val="-3"/>
+        </w:rPr>
+        <w:t xml:space="preserve"> </w:t>
+      </w:r>
+      <w:r>
+        <w:rPr>
+          <w:spacing w:val="-3"/>
+        </w:rPr>
+        <w:t>Evidence from State Bans and a Multi-Retailer Panel</w:t>
+      </w:r>
+      <w:r>
+        <w:rPr>
+          <w:spacing w:val="-3"/>
+        </w:rPr>
+        <w:t>,” with Katja Seim and Jintaek Song</w:t>
+      </w:r>
+    </w:p>
+    <w:p>
+      <w:pPr>
+        <w:tabs>
+          <w:tab w:val="left" w:pos="-720"/>
+        </w:tabs>
+        <w:jc w:val="both"/>
+        <w:rPr>
+          <w:spacing w:val="-3"/>
+        </w:rPr>
+      </w:pPr>
+    </w:p>
+    <w:p>
+      <w:pPr>
+        <w:tabs>
+          <w:tab w:val="left" w:pos="-720"/>
+        </w:tabs>
+        <w:jc w:val="both"/>
+        <w:rPr>
+          <w:spacing w:val="-3"/>
+        </w:rPr>
+      </w:pPr>
     </w:p>
     <w:p>
       <w:pPr>
@@ -2010,7 +2122,6 @@
         <w:rPr>
           <w:spacing w:val="-3"/>
         </w:rPr>
-        <w:lastRenderedPageBreak/>
         <w:tab/>
       </w:r>
       <w:r>
@@ -2226,12 +2337,46 @@
         <w:tabs>
           <w:tab w:val="left" w:pos="-720"/>
         </w:tabs>
-        <w:jc w:val="center"/>
-        <w:rPr>
-          <w:b/>
-          <w:spacing w:val="-3"/>
-        </w:rPr>
-      </w:pPr>
+        <w:rPr>
+          <w:b/>
+          <w:spacing w:val="-3"/>
+        </w:rPr>
+      </w:pPr>
+      <w:r>
+        <w:rPr>
+          <w:b/>
+          <w:spacing w:val="-3"/>
+        </w:rPr>
+        <w:tab/>
+      </w:r>
+      <w:r>
+        <w:rPr>
+          <w:b/>
+          <w:spacing w:val="-3"/>
+        </w:rPr>
+        <w:tab/>
+      </w:r>
+      <w:r>
+        <w:rPr>
+          <w:b/>
+          <w:spacing w:val="-3"/>
+        </w:rPr>
+        <w:tab/>
+      </w:r>
+      <w:r>
+        <w:rPr>
+          <w:b/>
+          <w:spacing w:val="-3"/>
+        </w:rPr>
+        <w:tab/>
+      </w:r>
+      <w:r>
+        <w:rPr>
+          <w:b/>
+          <w:spacing w:val="-3"/>
+        </w:rPr>
+        <w:tab/>
+      </w:r>
       <w:r>
         <w:rPr>
           <w:b/>
@@ -2371,6 +2516,7 @@
           <w:spacing w:val="-3"/>
         </w:rPr>
       </w:pPr>
+      <w:proofErr w:type="gramStart"/>
       <w:r>
         <w:rPr>
           <w:rStyle w:val="Hyperlink"/>
@@ -2378,14 +2524,25 @@
         </w:rPr>
         <w:t>joseph.altonji</w:t>
       </w:r>
-      <w:hyperlink r:id="rId10" w:history="1">
-        <w:r>
-          <w:rPr>
-            <w:rStyle w:val="Hyperlink"/>
-          </w:rPr>
-          <w:t>@yale.edu</w:t>
-        </w:r>
-      </w:hyperlink>
+      <w:proofErr w:type="gramEnd"/>
+      <w:r>
+        <w:fldChar w:fldCharType="begin"/>
+      </w:r>
+      <w:r>
+        <w:instrText>HYPERLINK "mailto:mark.rosenzweig@yale.edu"</w:instrText>
+      </w:r>
+      <w:r>
+        <w:fldChar w:fldCharType="separate"/>
+      </w:r>
+      <w:r>
+        <w:rPr>
+          <w:rStyle w:val="Hyperlink"/>
+        </w:rPr>
+        <w:t>@yale.edu</w:t>
+      </w:r>
+      <w:r>
+        <w:fldChar w:fldCharType="end"/>
+      </w:r>
     </w:p>
     <w:p>
       <w:pPr>
@@ -2507,6 +2664,7 @@
           <w:docGrid w:linePitch="360"/>
         </w:sectPr>
       </w:pPr>
+      <w:proofErr w:type="gramStart"/>
       <w:r>
         <w:rPr>
           <w:rStyle w:val="Hyperlink"/>
@@ -2514,14 +2672,25 @@
         </w:rPr>
         <w:t>johneric.humphries</w:t>
       </w:r>
-      <w:hyperlink r:id="rId11" w:history="1">
-        <w:r>
-          <w:rPr>
-            <w:rStyle w:val="Hyperlink"/>
-          </w:rPr>
-          <w:t>@yale.edu</w:t>
-        </w:r>
-      </w:hyperlink>
+      <w:proofErr w:type="gramEnd"/>
+      <w:r>
+        <w:fldChar w:fldCharType="begin"/>
+      </w:r>
+      <w:r>
+        <w:instrText>HYPERLINK "mailto:mark.rosenzweig@yale.edu"</w:instrText>
+      </w:r>
+      <w:r>
+        <w:fldChar w:fldCharType="separate"/>
+      </w:r>
+      <w:r>
+        <w:rPr>
+          <w:rStyle w:val="Hyperlink"/>
+        </w:rPr>
+        <w:t>@yale.edu</w:t>
+      </w:r>
+      <w:r>
+        <w:fldChar w:fldCharType="end"/>
+      </w:r>
     </w:p>
     <w:p>
       <w:pPr>
@@ -2603,30 +2772,48 @@
       </w:pPr>
       <w:r>
         <w:rPr>
+          <w:spacing w:val="-3"/>
+        </w:rPr>
+        <w:t>Phone: 203-432-6731</w:t>
+      </w:r>
+    </w:p>
+    <w:p>
+      <w:pPr>
+        <w:tabs>
+          <w:tab w:val="left" w:pos="-720"/>
+        </w:tabs>
+        <w:jc w:val="both"/>
+        <w:rPr>
+          <w:spacing w:val="-3"/>
+        </w:rPr>
+      </w:pPr>
+      <w:proofErr w:type="gramStart"/>
+      <w:r>
+        <w:rPr>
           <w:rStyle w:val="Hyperlink"/>
           <w:spacing w:val="-3"/>
         </w:rPr>
         <w:t>winnie.vandijk</w:t>
       </w:r>
-      <w:hyperlink r:id="rId12" w:history="1">
-        <w:r>
-          <w:rPr>
-            <w:rStyle w:val="Hyperlink"/>
-          </w:rPr>
-          <w:t>@yale.edu</w:t>
-        </w:r>
-      </w:hyperlink>
-    </w:p>
-    <w:p>
-      <w:pPr>
-        <w:tabs>
-          <w:tab w:val="left" w:pos="-720"/>
-        </w:tabs>
-        <w:jc w:val="both"/>
-        <w:rPr>
-          <w:spacing w:val="-3"/>
-        </w:rPr>
-      </w:pPr>
+      <w:proofErr w:type="gramEnd"/>
+      <w:r>
+        <w:fldChar w:fldCharType="begin"/>
+      </w:r>
+      <w:r>
+        <w:instrText>HYPERLINK "mailto:mark.rosenzweig@yale.edu"</w:instrText>
+      </w:r>
+      <w:r>
+        <w:fldChar w:fldCharType="separate"/>
+      </w:r>
+      <w:r>
+        <w:rPr>
+          <w:rStyle w:val="Hyperlink"/>
+        </w:rPr>
+        <w:t>@yale.edu</w:t>
+      </w:r>
+      <w:r>
+        <w:fldChar w:fldCharType="end"/>
+      </w:r>
     </w:p>
     <w:p>
       <w:pPr>
@@ -2756,6 +2943,7 @@
           <w:docGrid w:linePitch="360"/>
         </w:sectPr>
       </w:pPr>
+      <w:proofErr w:type="gramStart"/>
       <w:r>
         <w:rPr>
           <w:rStyle w:val="Hyperlink"/>
@@ -2763,7 +2951,8 @@
         </w:rPr>
         <w:t>seth.zimmerman</w:t>
       </w:r>
-      <w:hyperlink r:id="rId13" w:history="1">
+      <w:proofErr w:type="gramEnd"/>
+      <w:hyperlink r:id="rId10" w:history="1">
         <w:r>
           <w:rPr>
             <w:rStyle w:val="Hyperlink"/>
@@ -2841,7 +3030,7 @@
 </file>
 
 <file path=word/endnotes.xml><?xml version="1.0" encoding="utf-8"?>
-<w:endnotes xmlns:wpc="http://schemas.microsoft.com/office/word/2010/wordprocessingCanvas" xmlns:cx="http://schemas.microsoft.com/office/drawing/2014/chartex" xmlns:cx1="http://schemas.microsoft.com/office/drawing/2015/9/8/chartex" xmlns:cx2="http://schemas.microsoft.com/office/drawing/2015/10/21/chartex" xmlns:cx3="http://schemas.microsoft.com/office/drawing/2016/5/9/chartex" xmlns:cx4="http://schemas.microsoft.com/office/drawing/2016/5/10/chartex" xmlns:cx5="http://schemas.microsoft.com/office/drawing/2016/5/11/chartex" xmlns:cx6="http://schemas.microsoft.com/office/drawing/2016/5/12/chartex" xmlns:cx7="http://schemas.microsoft.com/office/drawing/2016/5/13/chartex" xmlns:cx8="http://schemas.microsoft.com/office/drawing/2016/5/14/chartex" xmlns:mc="http://schemas.openxmlformats.org/markup-compatibility/2006" xmlns:aink="http://schemas.microsoft.com/office/drawing/2016/ink" xmlns:am3d="http://schemas.microsoft.com/office/drawing/2017/model3d" xmlns:o="urn:schemas-microsoft-com:office:office" xmlns:oel="http://schemas.microsoft.com/office/2019/extlst" xmlns:r="http://schemas.openxmlformats.org/officeDocument/2006/relationships" xmlns:m="http://schemas.openxmlformats.org/officeDocument/2006/math" xmlns:v="urn:schemas-microsoft-com:vml" xmlns:wp14="http://schemas.microsoft.com/office/word/2010/wordprocessingDrawing" xmlns:wp="http://schemas.openxmlformats.org/drawingml/2006/wordprocessingDrawing" xmlns:w10="urn:schemas-microsoft-com:office:word" xmlns:w="http://schemas.openxmlformats.org/wordprocessingml/2006/main" xmlns:w14="http://schemas.microsoft.com/office/word/2010/wordml" xmlns:w15="http://schemas.microsoft.com/office/word/2012/wordml" xmlns:w16cex="http://schemas.microsoft.com/office/word/2018/wordml/cex" xmlns:w16cid="http://schemas.microsoft.com/office/word/2016/wordml/cid" xmlns:w16="http://schemas.microsoft.com/office/word/2018/wordml" xmlns:w16du="http://schemas.microsoft.com/office/word/2023/wordml/word16du" xmlns:w16sdtdh="http://schemas.microsoft.com/office/word/2020/wordml/sdtdatahash" xmlns:w16se="http://schemas.microsoft.com/office/word/2015/wordml/symex" xmlns:wpg="http://schemas.microsoft.com/office/word/2010/wordprocessingGroup" xmlns:wpi="http://schemas.microsoft.com/office/word/2010/wordprocessingInk" xmlns:wne="http://schemas.microsoft.com/office/word/2006/wordml" xmlns:wps="http://schemas.microsoft.com/office/word/2010/wordprocessingShape" mc:Ignorable="w14 w15 w16se w16cid w16 w16cex w16sdtdh w16du wp14">
+<w:endnotes xmlns:wpc="http://schemas.microsoft.com/office/word/2010/wordprocessingCanvas" xmlns:cx="http://schemas.microsoft.com/office/drawing/2014/chartex" xmlns:cx1="http://schemas.microsoft.com/office/drawing/2015/9/8/chartex" xmlns:cx2="http://schemas.microsoft.com/office/drawing/2015/10/21/chartex" xmlns:cx3="http://schemas.microsoft.com/office/drawing/2016/5/9/chartex" xmlns:cx4="http://schemas.microsoft.com/office/drawing/2016/5/10/chartex" xmlns:cx5="http://schemas.microsoft.com/office/drawing/2016/5/11/chartex" xmlns:cx6="http://schemas.microsoft.com/office/drawing/2016/5/12/chartex" xmlns:cx7="http://schemas.microsoft.com/office/drawing/2016/5/13/chartex" xmlns:cx8="http://schemas.microsoft.com/office/drawing/2016/5/14/chartex" xmlns:mc="http://schemas.openxmlformats.org/markup-compatibility/2006" xmlns:m="http://schemas.openxmlformats.org/officeDocument/2006/math" xmlns:aink="http://schemas.microsoft.com/office/drawing/2016/ink" xmlns:am3d="http://schemas.microsoft.com/office/drawing/2017/model3d" xmlns:oel="http://schemas.microsoft.com/office/2019/extlst" xmlns:r="http://schemas.openxmlformats.org/officeDocument/2006/relationships" xmlns:wp14="http://schemas.microsoft.com/office/word/2010/wordprocessingDrawing" xmlns:wp="http://schemas.openxmlformats.org/drawingml/2006/wordprocessingDrawing" xmlns:wpg="http://schemas.microsoft.com/office/word/2010/wordprocessingGroup" xmlns:wpi="http://schemas.microsoft.com/office/word/2010/wordprocessingInk" xmlns:wps="http://schemas.microsoft.com/office/word/2010/wordprocessingShape" xmlns:o="urn:schemas-microsoft-com:office:office" xmlns:v="urn:schemas-microsoft-com:vml" xmlns:w10="urn:schemas-microsoft-com:office:word" xmlns:w="http://schemas.openxmlformats.org/wordprocessingml/2006/main" xmlns:w14="http://schemas.microsoft.com/office/word/2010/wordml" xmlns:w15="http://schemas.microsoft.com/office/word/2012/wordml" xmlns:w16cei="http://schemas.microsoft.com/office/word/2026/wordml/cei" xmlns:w16cex="http://schemas.microsoft.com/office/word/2018/wordml/cex" xmlns:w16cid="http://schemas.microsoft.com/office/word/2016/wordml/cid" xmlns:w16="http://schemas.microsoft.com/office/word/2018/wordml" xmlns:w16sdtdh="http://schemas.microsoft.com/office/word/2020/wordml/sdtdatahash" xmlns:w16sdtfl="http://schemas.microsoft.com/office/word/2024/wordml/sdtformatlock" xmlns:w16se="http://schemas.microsoft.com/office/word/2015/wordml/symex" xmlns:w16du="http://schemas.microsoft.com/office/word/2023/wordml/word16du" xmlns:wne="http://schemas.microsoft.com/office/word/2006/wordml" mc:Ignorable="w14 w15 w16se w16cid w16 w16cex w16sdtdh w16sdtfl w16du wp14">
   <w:endnote w:type="separator" w:id="-1">
     <w:p>
       <w:r>
@@ -2860,7 +3049,7 @@
 </file>
 
 <file path=word/footnotes.xml><?xml version="1.0" encoding="utf-8"?>
-<w:footnotes xmlns:wpc="http://schemas.microsoft.com/office/word/2010/wordprocessingCanvas" xmlns:cx="http://schemas.microsoft.com/office/drawing/2014/chartex" xmlns:cx1="http://schemas.microsoft.com/office/drawing/2015/9/8/chartex" xmlns:cx2="http://schemas.microsoft.com/office/drawing/2015/10/21/chartex" xmlns:cx3="http://schemas.microsoft.com/office/drawing/2016/5/9/chartex" xmlns:cx4="http://schemas.microsoft.com/office/drawing/2016/5/10/chartex" xmlns:cx5="http://schemas.microsoft.com/office/drawing/2016/5/11/chartex" xmlns:cx6="http://schemas.microsoft.com/office/drawing/2016/5/12/chartex" xmlns:cx7="http://schemas.microsoft.com/office/drawing/2016/5/13/chartex" xmlns:cx8="http://schemas.microsoft.com/office/drawing/2016/5/14/chartex" xmlns:mc="http://schemas.openxmlformats.org/markup-compatibility/2006" xmlns:aink="http://schemas.microsoft.com/office/drawing/2016/ink" xmlns:am3d="http://schemas.microsoft.com/office/drawing/2017/model3d" xmlns:o="urn:schemas-microsoft-com:office:office" xmlns:oel="http://schemas.microsoft.com/office/2019/extlst" xmlns:r="http://schemas.openxmlformats.org/officeDocument/2006/relationships" xmlns:m="http://schemas.openxmlformats.org/officeDocument/2006/math" xmlns:v="urn:schemas-microsoft-com:vml" xmlns:wp14="http://schemas.microsoft.com/office/word/2010/wordprocessingDrawing" xmlns:wp="http://schemas.openxmlformats.org/drawingml/2006/wordprocessingDrawing" xmlns:w10="urn:schemas-microsoft-com:office:word" xmlns:w="http://schemas.openxmlformats.org/wordprocessingml/2006/main" xmlns:w14="http://schemas.microsoft.com/office/word/2010/wordml" xmlns:w15="http://schemas.microsoft.com/office/word/2012/wordml" xmlns:w16cex="http://schemas.microsoft.com/office/word/2018/wordml/cex" xmlns:w16cid="http://schemas.microsoft.com/office/word/2016/wordml/cid" xmlns:w16="http://schemas.microsoft.com/office/word/2018/wordml" xmlns:w16du="http://schemas.microsoft.com/office/word/2023/wordml/word16du" xmlns:w16sdtdh="http://schemas.microsoft.com/office/word/2020/wordml/sdtdatahash" xmlns:w16se="http://schemas.microsoft.com/office/word/2015/wordml/symex" xmlns:wpg="http://schemas.microsoft.com/office/word/2010/wordprocessingGroup" xmlns:wpi="http://schemas.microsoft.com/office/word/2010/wordprocessingInk" xmlns:wne="http://schemas.microsoft.com/office/word/2006/wordml" xmlns:wps="http://schemas.microsoft.com/office/word/2010/wordprocessingShape" mc:Ignorable="w14 w15 w16se w16cid w16 w16cex w16sdtdh w16du wp14">
+<w:footnotes xmlns:wpc="http://schemas.microsoft.com/office/word/2010/wordprocessingCanvas" xmlns:cx="http://schemas.microsoft.com/office/drawing/2014/chartex" xmlns:cx1="http://schemas.microsoft.com/office/drawing/2015/9/8/chartex" xmlns:cx2="http://schemas.microsoft.com/office/drawing/2015/10/21/chartex" xmlns:cx3="http://schemas.microsoft.com/office/drawing/2016/5/9/chartex" xmlns:cx4="http://schemas.microsoft.com/office/drawing/2016/5/10/chartex" xmlns:cx5="http://schemas.microsoft.com/office/drawing/2016/5/11/chartex" xmlns:cx6="http://schemas.microsoft.com/office/drawing/2016/5/12/chartex" xmlns:cx7="http://schemas.microsoft.com/office/drawing/2016/5/13/chartex" xmlns:cx8="http://schemas.microsoft.com/office/drawing/2016/5/14/chartex" xmlns:mc="http://schemas.openxmlformats.org/markup-compatibility/2006" xmlns:m="http://schemas.openxmlformats.org/officeDocument/2006/math" xmlns:aink="http://schemas.microsoft.com/office/drawing/2016/ink" xmlns:am3d="http://schemas.microsoft.com/office/drawing/2017/model3d" xmlns:oel="http://schemas.microsoft.com/office/2019/extlst" xmlns:r="http://schemas.openxmlformats.org/officeDocument/2006/relationships" xmlns:wp14="http://schemas.microsoft.com/office/word/2010/wordprocessingDrawing" xmlns:wp="http://schemas.openxmlformats.org/drawingml/2006/wordprocessingDrawing" xmlns:wpg="http://schemas.microsoft.com/office/word/2010/wordprocessingGroup" xmlns:wpi="http://schemas.microsoft.com/office/word/2010/wordprocessingInk" xmlns:wps="http://schemas.microsoft.com/office/word/2010/wordprocessingShape" xmlns:o="urn:schemas-microsoft-com:office:office" xmlns:v="urn:schemas-microsoft-com:vml" xmlns:w10="urn:schemas-microsoft-com:office:word" xmlns:w="http://schemas.openxmlformats.org/wordprocessingml/2006/main" xmlns:w14="http://schemas.microsoft.com/office/word/2010/wordml" xmlns:w15="http://schemas.microsoft.com/office/word/2012/wordml" xmlns:w16cei="http://schemas.microsoft.com/office/word/2026/wordml/cei" xmlns:w16cex="http://schemas.microsoft.com/office/word/2018/wordml/cex" xmlns:w16cid="http://schemas.microsoft.com/office/word/2016/wordml/cid" xmlns:w16="http://schemas.microsoft.com/office/word/2018/wordml" xmlns:w16sdtdh="http://schemas.microsoft.com/office/word/2020/wordml/sdtdatahash" xmlns:w16sdtfl="http://schemas.microsoft.com/office/word/2024/wordml/sdtformatlock" xmlns:w16se="http://schemas.microsoft.com/office/word/2015/wordml/symex" xmlns:w16du="http://schemas.microsoft.com/office/word/2023/wordml/word16du" xmlns:wne="http://schemas.microsoft.com/office/word/2006/wordml" mc:Ignorable="w14 w15 w16se w16cid w16 w16cex w16sdtdh w16sdtfl w16du wp14">
   <w:footnote w:type="separator" w:id="-1">
     <w:p>
       <w:r>
@@ -2879,7 +3068,7 @@
 </file>
 
 <file path=word/header1.xml><?xml version="1.0" encoding="utf-8"?>
-<w:hdr xmlns:wpc="http://schemas.microsoft.com/office/word/2010/wordprocessingCanvas" xmlns:cx="http://schemas.microsoft.com/office/drawing/2014/chartex" xmlns:cx1="http://schemas.microsoft.com/office/drawing/2015/9/8/chartex" xmlns:cx2="http://schemas.microsoft.com/office/drawing/2015/10/21/chartex" xmlns:cx3="http://schemas.microsoft.com/office/drawing/2016/5/9/chartex" xmlns:cx4="http://schemas.microsoft.com/office/drawing/2016/5/10/chartex" xmlns:cx5="http://schemas.microsoft.com/office/drawing/2016/5/11/chartex" xmlns:cx6="http://schemas.microsoft.com/office/drawing/2016/5/12/chartex" xmlns:cx7="http://schemas.microsoft.com/office/drawing/2016/5/13/chartex" xmlns:cx8="http://schemas.microsoft.com/office/drawing/2016/5/14/chartex" xmlns:mc="http://schemas.openxmlformats.org/markup-compatibility/2006" xmlns:aink="http://schemas.microsoft.com/office/drawing/2016/ink" xmlns:am3d="http://schemas.microsoft.com/office/drawing/2017/model3d" xmlns:o="urn:schemas-microsoft-com:office:office" xmlns:oel="http://schemas.microsoft.com/office/2019/extlst" xmlns:r="http://schemas.openxmlformats.org/officeDocument/2006/relationships" xmlns:m="http://schemas.openxmlformats.org/officeDocument/2006/math" xmlns:v="urn:schemas-microsoft-com:vml" xmlns:wp14="http://schemas.microsoft.com/office/word/2010/wordprocessingDrawing" xmlns:wp="http://schemas.openxmlformats.org/drawingml/2006/wordprocessingDrawing" xmlns:w10="urn:schemas-microsoft-com:office:word" xmlns:w="http://schemas.openxmlformats.org/wordprocessingml/2006/main" xmlns:w14="http://schemas.microsoft.com/office/word/2010/wordml" xmlns:w15="http://schemas.microsoft.com/office/word/2012/wordml" xmlns:w16cex="http://schemas.microsoft.com/office/word/2018/wordml/cex" xmlns:w16cid="http://schemas.microsoft.com/office/word/2016/wordml/cid" xmlns:w16="http://schemas.microsoft.com/office/word/2018/wordml" xmlns:w16du="http://schemas.microsoft.com/office/word/2023/wordml/word16du" xmlns:w16sdtdh="http://schemas.microsoft.com/office/word/2020/wordml/sdtdatahash" xmlns:w16se="http://schemas.microsoft.com/office/word/2015/wordml/symex" xmlns:wpg="http://schemas.microsoft.com/office/word/2010/wordprocessingGroup" xmlns:wpi="http://schemas.microsoft.com/office/word/2010/wordprocessingInk" xmlns:wne="http://schemas.microsoft.com/office/word/2006/wordml" xmlns:wps="http://schemas.microsoft.com/office/word/2010/wordprocessingShape" mc:Ignorable="w14 w15 w16se w16cid w16 w16cex w16sdtdh w16du wp14">
+<w:hdr xmlns:wpc="http://schemas.microsoft.com/office/word/2010/wordprocessingCanvas" xmlns:cx="http://schemas.microsoft.com/office/drawing/2014/chartex" xmlns:cx1="http://schemas.microsoft.com/office/drawing/2015/9/8/chartex" xmlns:cx2="http://schemas.microsoft.com/office/drawing/2015/10/21/chartex" xmlns:cx3="http://schemas.microsoft.com/office/drawing/2016/5/9/chartex" xmlns:cx4="http://schemas.microsoft.com/office/drawing/2016/5/10/chartex" xmlns:cx5="http://schemas.microsoft.com/office/drawing/2016/5/11/chartex" xmlns:cx6="http://schemas.microsoft.com/office/drawing/2016/5/12/chartex" xmlns:cx7="http://schemas.microsoft.com/office/drawing/2016/5/13/chartex" xmlns:cx8="http://schemas.microsoft.com/office/drawing/2016/5/14/chartex" xmlns:mc="http://schemas.openxmlformats.org/markup-compatibility/2006" xmlns:m="http://schemas.openxmlformats.org/officeDocument/2006/math" xmlns:aink="http://schemas.microsoft.com/office/drawing/2016/ink" xmlns:am3d="http://schemas.microsoft.com/office/drawing/2017/model3d" xmlns:oel="http://schemas.microsoft.com/office/2019/extlst" xmlns:r="http://schemas.openxmlformats.org/officeDocument/2006/relationships" xmlns:wp14="http://schemas.microsoft.com/office/word/2010/wordprocessingDrawing" xmlns:wp="http://schemas.openxmlformats.org/drawingml/2006/wordprocessingDrawing" xmlns:wpg="http://schemas.microsoft.com/office/word/2010/wordprocessingGroup" xmlns:wpi="http://schemas.microsoft.com/office/word/2010/wordprocessingInk" xmlns:wps="http://schemas.microsoft.com/office/word/2010/wordprocessingShape" xmlns:o="urn:schemas-microsoft-com:office:office" xmlns:v="urn:schemas-microsoft-com:vml" xmlns:w10="urn:schemas-microsoft-com:office:word" xmlns:w="http://schemas.openxmlformats.org/wordprocessingml/2006/main" xmlns:w14="http://schemas.microsoft.com/office/word/2010/wordml" xmlns:w15="http://schemas.microsoft.com/office/word/2012/wordml" xmlns:w16cei="http://schemas.microsoft.com/office/word/2026/wordml/cei" xmlns:w16cex="http://schemas.microsoft.com/office/word/2018/wordml/cex" xmlns:w16cid="http://schemas.microsoft.com/office/word/2016/wordml/cid" xmlns:w16="http://schemas.microsoft.com/office/word/2018/wordml" xmlns:w16sdtdh="http://schemas.microsoft.com/office/word/2020/wordml/sdtdatahash" xmlns:w16sdtfl="http://schemas.microsoft.com/office/word/2024/wordml/sdtformatlock" xmlns:w16se="http://schemas.microsoft.com/office/word/2015/wordml/symex" xmlns:w16du="http://schemas.microsoft.com/office/word/2023/wordml/word16du" xmlns:wne="http://schemas.microsoft.com/office/word/2006/wordml" mc:Ignorable="w14 w15 w16se w16cid w16 w16cex w16sdtdh w16sdtfl w16du wp14">
   <w:p>
     <w:pPr>
       <w:pStyle w:val="Header"/>
@@ -2905,14 +3094,21 @@
         <w:sz w:val="20"/>
         <w:szCs w:val="20"/>
       </w:rPr>
-      <w:t>February 2026</w:t>
+      <w:t>July</w:t>
+    </w:r>
+    <w:r>
+      <w:rPr>
+        <w:sz w:val="20"/>
+        <w:szCs w:val="20"/>
+      </w:rPr>
+      <w:t xml:space="preserve"> 2026</w:t>
     </w:r>
   </w:p>
 </w:hdr>
 </file>
 
 <file path=word/numbering.xml><?xml version="1.0" encoding="utf-8"?>
-<w:numbering xmlns:wpc="http://schemas.microsoft.com/office/word/2010/wordprocessingCanvas" xmlns:cx="http://schemas.microsoft.com/office/drawing/2014/chartex" xmlns:cx1="http://schemas.microsoft.com/office/drawing/2015/9/8/chartex" xmlns:cx2="http://schemas.microsoft.com/office/drawing/2015/10/21/chartex" xmlns:cx3="http://schemas.microsoft.com/office/drawing/2016/5/9/chartex" xmlns:cx4="http://schemas.microsoft.com/office/drawing/2016/5/10/chartex" xmlns:cx5="http://schemas.microsoft.com/office/drawing/2016/5/11/chartex" xmlns:cx6="http://schemas.microsoft.com/office/drawing/2016/5/12/chartex" xmlns:cx7="http://schemas.microsoft.com/office/drawing/2016/5/13/chartex" xmlns:cx8="http://schemas.microsoft.com/office/drawing/2016/5/14/chartex" xmlns:mc="http://schemas.openxmlformats.org/markup-compatibility/2006" xmlns:aink="http://schemas.microsoft.com/office/drawing/2016/ink" xmlns:am3d="http://schemas.microsoft.com/office/drawing/2017/model3d" xmlns:o="urn:schemas-microsoft-com:office:office" xmlns:oel="http://schemas.microsoft.com/office/2019/extlst" xmlns:r="http://schemas.openxmlformats.org/officeDocument/2006/relationships" xmlns:m="http://schemas.openxmlformats.org/officeDocument/2006/math" xmlns:v="urn:schemas-microsoft-com:vml" xmlns:wp14="http://schemas.microsoft.com/office/word/2010/wordprocessingDrawing" xmlns:wp="http://schemas.openxmlformats.org/drawingml/2006/wordprocessingDrawing" xmlns:w10="urn:schemas-microsoft-com:office:word" xmlns:w="http://schemas.openxmlformats.org/wordprocessingml/2006/main" xmlns:w14="http://schemas.microsoft.com/office/word/2010/wordml" xmlns:w15="http://schemas.microsoft.com/office/word/2012/wordml" xmlns:w16cex="http://schemas.microsoft.com/office/word/2018/wordml/cex" xmlns:w16cid="http://schemas.microsoft.com/office/word/2016/wordml/cid" xmlns:w16="http://schemas.microsoft.com/office/word/2018/wordml" xmlns:w16du="http://schemas.microsoft.com/office/word/2023/wordml/word16du" xmlns:w16sdtdh="http://schemas.microsoft.com/office/word/2020/wordml/sdtdatahash" xmlns:w16se="http://schemas.microsoft.com/office/word/2015/wordml/symex" xmlns:wpg="http://schemas.microsoft.com/office/word/2010/wordprocessingGroup" xmlns:wpi="http://schemas.microsoft.com/office/word/2010/wordprocessingInk" xmlns:wne="http://schemas.microsoft.com/office/word/2006/wordml" xmlns:wps="http://schemas.microsoft.com/office/word/2010/wordprocessingShape" mc:Ignorable="w14 w15 w16se w16cid w16 w16cex w16sdtdh w16du wp14">
+<w:numbering xmlns:wpc="http://schemas.microsoft.com/office/word/2010/wordprocessingCanvas" xmlns:cx="http://schemas.microsoft.com/office/drawing/2014/chartex" xmlns:cx1="http://schemas.microsoft.com/office/drawing/2015/9/8/chartex" xmlns:cx2="http://schemas.microsoft.com/office/drawing/2015/10/21/chartex" xmlns:cx3="http://schemas.microsoft.com/office/drawing/2016/5/9/chartex" xmlns:cx4="http://schemas.microsoft.com/office/drawing/2016/5/10/chartex" xmlns:cx5="http://schemas.microsoft.com/office/drawing/2016/5/11/chartex" xmlns:cx6="http://schemas.microsoft.com/office/drawing/2016/5/12/chartex" xmlns:cx7="http://schemas.microsoft.com/office/drawing/2016/5/13/chartex" xmlns:cx8="http://schemas.microsoft.com/office/drawing/2016/5/14/chartex" xmlns:mc="http://schemas.openxmlformats.org/markup-compatibility/2006" xmlns:m="http://schemas.openxmlformats.org/officeDocument/2006/math" xmlns:aink="http://schemas.microsoft.com/office/drawing/2016/ink" xmlns:am3d="http://schemas.microsoft.com/office/drawing/2017/model3d" xmlns:oel="http://schemas.microsoft.com/office/2019/extlst" xmlns:r="http://schemas.openxmlformats.org/officeDocument/2006/relationships" xmlns:wp14="http://schemas.microsoft.com/office/word/2010/wordprocessingDrawing" xmlns:wp="http://schemas.openxmlformats.org/drawingml/2006/wordprocessingDrawing" xmlns:wpg="http://schemas.microsoft.com/office/word/2010/wordprocessingGroup" xmlns:wpi="http://schemas.microsoft.com/office/word/2010/wordprocessingInk" xmlns:wps="http://schemas.microsoft.com/office/word/2010/wordprocessingShape" xmlns:o="urn:schemas-microsoft-com:office:office" xmlns:v="urn:schemas-microsoft-com:vml" xmlns:w10="urn:schemas-microsoft-com:office:word" xmlns:w="http://schemas.openxmlformats.org/wordprocessingml/2006/main" xmlns:w14="http://schemas.microsoft.com/office/word/2010/wordml" xmlns:w15="http://schemas.microsoft.com/office/word/2012/wordml" xmlns:w16cei="http://schemas.microsoft.com/office/word/2026/wordml/cei" xmlns:w16cex="http://schemas.microsoft.com/office/word/2018/wordml/cex" xmlns:w16cid="http://schemas.microsoft.com/office/word/2016/wordml/cid" xmlns:w16="http://schemas.microsoft.com/office/word/2018/wordml" xmlns:w16sdtdh="http://schemas.microsoft.com/office/word/2020/wordml/sdtdatahash" xmlns:w16sdtfl="http://schemas.microsoft.com/office/word/2024/wordml/sdtformatlock" xmlns:w16se="http://schemas.microsoft.com/office/word/2015/wordml/symex" xmlns:w16du="http://schemas.microsoft.com/office/word/2023/wordml/word16du" xmlns:wne="http://schemas.microsoft.com/office/word/2006/wordml" mc:Ignorable="w14 w15 w16se w16cid w16 w16cex w16sdtdh w16sdtfl w16du wp14">
   <w:abstractNum w:abstractNumId="0" w15:restartNumberingAfterBreak="0">
     <w:nsid w:val="106B7DA0"/>
     <w:multiLevelType w:val="multilevel"/>
@@ -3525,7 +3721,7 @@
 </file>
 
 <file path=word/styles.xml><?xml version="1.0" encoding="utf-8"?>
-<w:styles xmlns:mc="http://schemas.openxmlformats.org/markup-compatibility/2006" xmlns:r="http://schemas.openxmlformats.org/officeDocument/2006/relationships" xmlns:w="http://schemas.openxmlformats.org/wordprocessingml/2006/main" xmlns:w14="http://schemas.microsoft.com/office/word/2010/wordml" xmlns:w15="http://schemas.microsoft.com/office/word/2012/wordml" xmlns:w16cex="http://schemas.microsoft.com/office/word/2018/wordml/cex" xmlns:w16cid="http://schemas.microsoft.com/office/word/2016/wordml/cid" xmlns:w16="http://schemas.microsoft.com/office/word/2018/wordml" xmlns:w16du="http://schemas.microsoft.com/office/word/2023/wordml/word16du" xmlns:w16sdtdh="http://schemas.microsoft.com/office/word/2020/wordml/sdtdatahash" xmlns:w16se="http://schemas.microsoft.com/office/word/2015/wordml/symex" mc:Ignorable="w14 w15 w16se w16cid w16 w16cex w16sdtdh w16du">
+<w:styles xmlns:mc="http://schemas.openxmlformats.org/markup-compatibility/2006" xmlns:r="http://schemas.openxmlformats.org/officeDocument/2006/relationships" xmlns:w="http://schemas.openxmlformats.org/wordprocessingml/2006/main" xmlns:w14="http://schemas.microsoft.com/office/word/2010/wordml" xmlns:w15="http://schemas.microsoft.com/office/word/2012/wordml" xmlns:w16cex="http://schemas.microsoft.com/office/word/2018/wordml/cex" xmlns:w16cid="http://schemas.microsoft.com/office/word/2016/wordml/cid" xmlns:w16="http://schemas.microsoft.com/office/word/2018/wordml" xmlns:w16sdtdh="http://schemas.microsoft.com/office/word/2020/wordml/sdtdatahash" xmlns:w16sdtfl="http://schemas.microsoft.com/office/word/2024/wordml/sdtformatlock" xmlns:w16se="http://schemas.microsoft.com/office/word/2015/wordml/symex" xmlns:w16du="http://schemas.microsoft.com/office/word/2023/wordml/word16du" mc:Ignorable="w14 w15 w16se w16cid w16 w16cex w16sdtdh w16sdtfl w16du">
   <w:docDefaults>
     <w:rPrDefault>
       <w:rPr>
@@ -3928,6 +4124,7 @@
   <w:style w:type="character" w:default="1" w:styleId="DefaultParagraphFont">
     <w:name w:val="Default Paragraph Font"/>
     <w:uiPriority w:val="1"/>
+    <w:semiHidden/>
     <w:unhideWhenUsed/>
   </w:style>
   <w:style w:type="table" w:default="1" w:styleId="TableNormal">
